--- a/www/content/abdomen-pelvis/Pelvic diaphragm.docx
+++ b/www/content/abdomen-pelvis/Pelvic diaphragm.docx
@@ -191,11 +191,30 @@
       </w:r>
     </w:p>
     <w:p>
+      <w:r>
+        <w:lastRenderedPageBreak/>
+        <w:t>[YOUTUBE]</w:t>
+      </w:r>
+      <w:r>
+        <w:t xml:space="preserve"> </w:t>
+      </w:r>
+      <w:hyperlink r:id="rId6" w:history="1">
+        <w:r>
+          <w:rPr>
+            <w:rStyle w:val="Hyperlink"/>
+          </w:rPr>
+          <w:t>https://youtu.be/U34EGZkft18</w:t>
+        </w:r>
+      </w:hyperlink>
+      <w:r>
+        <w:t xml:space="preserve"> </w:t>
+      </w:r>
+    </w:p>
+    <w:p>
       <w:pPr>
         <w:pStyle w:val="Heading2"/>
       </w:pPr>
       <w:r>
-        <w:lastRenderedPageBreak/>
         <w:t>Openings in pelvic diaphragm</w:t>
       </w:r>
     </w:p>
@@ -249,6 +268,23 @@
         <w:t xml:space="preserve"> anorectum</w:t>
       </w:r>
     </w:p>
+    <w:p>
+      <w:r>
+        <w:t>[YOUTUBE]</w:t>
+      </w:r>
+      <w:r>
+        <w:t xml:space="preserve"> </w:t>
+      </w:r>
+      <w:hyperlink r:id="rId7" w:history="1">
+        <w:r>
+          <w:rPr>
+            <w:rStyle w:val="Hyperlink"/>
+          </w:rPr>
+          <w:t>https://youtu.be/nnMnXsKk8uY</w:t>
+        </w:r>
+      </w:hyperlink>
+    </w:p>
+    <w:p/>
     <w:p>
       <w:pPr>
         <w:pStyle w:val="Heading2"/>
@@ -382,6 +418,7 @@
         <w:pStyle w:val="Heading2"/>
       </w:pPr>
       <w:r>
+        <w:lastRenderedPageBreak/>
         <w:t xml:space="preserve">Subdivisions </w:t>
       </w:r>
     </w:p>
@@ -405,7 +442,6 @@
     </w:p>
     <w:p>
       <w:r>
-        <w:lastRenderedPageBreak/>
         <w:t xml:space="preserve">Pubovaginalis - acts as vaginal sphincter </w:t>
       </w:r>
     </w:p>
@@ -576,12 +612,228 @@
         <w:rPr>
           <w:noProof/>
         </w:rPr>
+        <w:t>[SVG]</w:t>
+      </w:r>
+      <w:r>
+        <w:t xml:space="preserve"> </w:t>
+      </w:r>
+      <w:r>
+        <w:rPr>
+          <w:noProof/>
+        </w:rPr>
+        <w:t>levator ani</w:t>
+      </w:r>
+      <w:r>
+        <w:rPr>
+          <w:noProof/>
+        </w:rPr>
+        <w:t>.SVG</w:t>
+      </w:r>
+    </w:p>
+    <w:p/>
+    <w:p>
+      <w:pPr>
+        <w:pStyle w:val="Heading2"/>
+      </w:pPr>
+      <w:r>
+        <w:lastRenderedPageBreak/>
+        <w:t>Role of pelvic diaphragm during labour</w:t>
+      </w:r>
+    </w:p>
+    <w:p>
+      <w:r>
+        <w:t xml:space="preserve">During 2nd stage of labour, pelvic diaphragm - guides the </w:t>
+      </w:r>
+      <w:proofErr w:type="spellStart"/>
+      <w:r>
+        <w:t>fetal</w:t>
+      </w:r>
+      <w:proofErr w:type="spellEnd"/>
+      <w:r>
+        <w:t xml:space="preserve"> head descent</w:t>
+      </w:r>
+    </w:p>
+    <w:p>
+      <w:pPr>
+        <w:pStyle w:val="Heading2"/>
+      </w:pPr>
+      <w:r>
+        <w:t>Functions of pelvic diaphragm</w:t>
+      </w:r>
+    </w:p>
+    <w:p>
+      <w:pPr>
+        <w:numPr>
+          <w:ilvl w:val="0"/>
+          <w:numId w:val="5"/>
+        </w:numPr>
+      </w:pPr>
+      <w:r>
+        <w:t>Supports the pelvic viscera.</w:t>
+      </w:r>
+    </w:p>
+    <w:p>
+      <w:pPr>
+        <w:numPr>
+          <w:ilvl w:val="0"/>
+          <w:numId w:val="5"/>
+        </w:numPr>
+      </w:pPr>
+      <w:r>
+        <w:t>Elevates prostate.</w:t>
+      </w:r>
+    </w:p>
+    <w:p>
+      <w:pPr>
+        <w:numPr>
+          <w:ilvl w:val="0"/>
+          <w:numId w:val="5"/>
+        </w:numPr>
+      </w:pPr>
+      <w:r>
+        <w:t>Sphincter of vagina.</w:t>
+      </w:r>
+    </w:p>
+    <w:p>
+      <w:pPr>
+        <w:numPr>
+          <w:ilvl w:val="0"/>
+          <w:numId w:val="5"/>
+        </w:numPr>
+      </w:pPr>
+      <w:r>
+        <w:t>Coccygeus pulls coccyx forwards.</w:t>
+      </w:r>
+    </w:p>
+    <w:p>
+      <w:pPr>
+        <w:numPr>
+          <w:ilvl w:val="0"/>
+          <w:numId w:val="5"/>
+        </w:numPr>
+      </w:pPr>
+      <w:proofErr w:type="spellStart"/>
+      <w:r>
+        <w:t>Puborectal</w:t>
+      </w:r>
+      <w:proofErr w:type="spellEnd"/>
+      <w:r>
+        <w:t xml:space="preserve"> sling relaxes to assist defaecation.</w:t>
+      </w:r>
+    </w:p>
+    <w:p>
+      <w:pPr>
+        <w:numPr>
+          <w:ilvl w:val="0"/>
+          <w:numId w:val="5"/>
+        </w:numPr>
+      </w:pPr>
+      <w:proofErr w:type="spellStart"/>
+      <w:r>
+        <w:t>Puborectal</w:t>
+      </w:r>
+      <w:proofErr w:type="spellEnd"/>
+      <w:r>
+        <w:t xml:space="preserve"> sling assists rotation of </w:t>
+      </w:r>
+      <w:proofErr w:type="spellStart"/>
+      <w:r>
+        <w:t>fetal</w:t>
+      </w:r>
+      <w:proofErr w:type="spellEnd"/>
+      <w:r>
+        <w:t xml:space="preserve"> head.</w:t>
+      </w:r>
+    </w:p>
+    <w:p>
+      <w:pPr>
+        <w:numPr>
+          <w:ilvl w:val="0"/>
+          <w:numId w:val="5"/>
+        </w:numPr>
+      </w:pPr>
+      <w:r>
+        <w:t>Relaxation of pubococcygeus helps in micturition by permitting descent of bladder neck.</w:t>
+      </w:r>
+    </w:p>
+    <w:p>
+      <w:pPr>
+        <w:pStyle w:val="Heading2"/>
+      </w:pPr>
+      <w:r>
+        <w:t>Nerve supply</w:t>
+      </w:r>
+    </w:p>
+    <w:p>
+      <w:r>
+        <w:t xml:space="preserve">On the pelvic surface - direct branches of ventral rami of S4 </w:t>
+      </w:r>
+    </w:p>
+    <w:p>
+      <w:r>
+        <w:t xml:space="preserve">On the perineal surface - branches of perineal nerve and inferior rectal nerve </w:t>
+      </w:r>
+    </w:p>
+    <w:p>
+      <w:proofErr w:type="spellStart"/>
+      <w:r>
+        <w:t>Ischiococcygeus</w:t>
+      </w:r>
+      <w:proofErr w:type="spellEnd"/>
+      <w:r>
+        <w:t xml:space="preserve"> - by branches of S3 and S4</w:t>
+      </w:r>
+    </w:p>
+    <w:p>
+      <w:pPr>
+        <w:pStyle w:val="Heading2"/>
+      </w:pPr>
+      <w:r>
+        <w:t>Clinical significance - Levator ani syndrome</w:t>
+      </w:r>
+    </w:p>
+    <w:p>
+      <w:r>
+        <w:t xml:space="preserve">Due to intermittent, episodic spasm of the levator ani muscle, patient may experience sharp </w:t>
+      </w:r>
+      <w:proofErr w:type="spellStart"/>
+      <w:r>
+        <w:t>buring</w:t>
+      </w:r>
+      <w:proofErr w:type="spellEnd"/>
+      <w:r>
+        <w:t xml:space="preserve"> pain or tenesmus of the rectal and/or perineal area</w:t>
+      </w:r>
+    </w:p>
+    <w:p>
+      <w:pPr>
+        <w:pStyle w:val="Heading2"/>
+      </w:pPr>
+      <w:r>
+        <w:t>Hiatus of Schwalbe</w:t>
+      </w:r>
+    </w:p>
+    <w:p>
+      <w:r>
+        <w:t>A gap between the tendinous origin of levator ani &amp; obturator fascia is called Hiatus of Schwalbe.</w:t>
+      </w:r>
+    </w:p>
+    <w:p>
+      <w:r>
+        <w:t>Pelvic organs may herniate through this gap causing ISCHIORECTAL HERNIAS.</w:t>
+      </w:r>
+    </w:p>
+    <w:p>
+      <w:r>
+        <w:rPr>
+          <w:noProof/>
+        </w:rPr>
         <w:lastRenderedPageBreak/>
         <w:drawing>
-          <wp:inline distT="0" distB="0" distL="0" distR="0" wp14:anchorId="08D75BCA" wp14:editId="3883AF51">
-            <wp:extent cx="5669280" cy="3421380"/>
-            <wp:effectExtent l="0" t="0" r="0" b="0"/>
-            <wp:docPr id="1581577938" name="Picture 2" descr="Background image"/>
+          <wp:inline distT="0" distB="0" distL="0" distR="0" wp14:anchorId="1ADAF420" wp14:editId="7C7A5504">
+            <wp:extent cx="5731510" cy="4440555"/>
+            <wp:effectExtent l="0" t="0" r="2540" b="0"/>
+            <wp:docPr id="878803062" name="Picture 1"/>
             <wp:cNvGraphicFramePr>
               <a:graphicFrameLocks xmlns:a="http://schemas.openxmlformats.org/drawingml/2006/main" noChangeAspect="1"/>
             </wp:cNvGraphicFramePr>
@@ -589,13 +841,13 @@
               <a:graphicData uri="http://schemas.openxmlformats.org/drawingml/2006/picture">
                 <pic:pic xmlns:pic="http://schemas.openxmlformats.org/drawingml/2006/picture">
                   <pic:nvPicPr>
-                    <pic:cNvPr id="0" name="Picture 39" descr="Background image"/>
+                    <pic:cNvPr id="0" name="Picture 1"/>
                     <pic:cNvPicPr>
                       <a:picLocks noChangeAspect="1" noChangeArrowheads="1"/>
                     </pic:cNvPicPr>
                   </pic:nvPicPr>
                   <pic:blipFill>
-                    <a:blip r:embed="rId6">
+                    <a:blip r:embed="rId8">
                       <a:extLst>
                         <a:ext uri="{28A0092B-C50C-407E-A947-70E740481C1C}">
                           <a14:useLocalDpi xmlns:a14="http://schemas.microsoft.com/office/drawing/2010/main" val="0"/>
@@ -610,7 +862,7 @@
                   <pic:spPr bwMode="auto">
                     <a:xfrm>
                       <a:off x="0" y="0"/>
-                      <a:ext cx="5669280" cy="3421380"/>
+                      <a:ext cx="5731510" cy="4440555"/>
                     </a:xfrm>
                     <a:prstGeom prst="rect">
                       <a:avLst/>
@@ -627,197 +879,333 @@
         </w:drawing>
       </w:r>
     </w:p>
+    <w:p>
+      <w:r>
+        <w:lastRenderedPageBreak/>
+        <w:drawing>
+          <wp:inline distT="0" distB="0" distL="0" distR="0" wp14:anchorId="5C7501DA" wp14:editId="6AD08FE8">
+            <wp:extent cx="5731510" cy="4441190"/>
+            <wp:effectExtent l="0" t="0" r="2540" b="0"/>
+            <wp:docPr id="1093928874" name="Picture 3"/>
+            <wp:cNvGraphicFramePr>
+              <a:graphicFrameLocks xmlns:a="http://schemas.openxmlformats.org/drawingml/2006/main" noChangeAspect="1"/>
+            </wp:cNvGraphicFramePr>
+            <a:graphic xmlns:a="http://schemas.openxmlformats.org/drawingml/2006/main">
+              <a:graphicData uri="http://schemas.openxmlformats.org/drawingml/2006/picture">
+                <pic:pic xmlns:pic="http://schemas.openxmlformats.org/drawingml/2006/picture">
+                  <pic:nvPicPr>
+                    <pic:cNvPr id="0" name="Picture 8"/>
+                    <pic:cNvPicPr>
+                      <a:picLocks noChangeAspect="1" noChangeArrowheads="1"/>
+                    </pic:cNvPicPr>
+                  </pic:nvPicPr>
+                  <pic:blipFill>
+                    <a:blip r:embed="rId9">
+                      <a:extLst>
+                        <a:ext uri="{28A0092B-C50C-407E-A947-70E740481C1C}">
+                          <a14:useLocalDpi xmlns:a14="http://schemas.microsoft.com/office/drawing/2010/main" val="0"/>
+                        </a:ext>
+                      </a:extLst>
+                    </a:blip>
+                    <a:srcRect/>
+                    <a:stretch>
+                      <a:fillRect/>
+                    </a:stretch>
+                  </pic:blipFill>
+                  <pic:spPr bwMode="auto">
+                    <a:xfrm>
+                      <a:off x="0" y="0"/>
+                      <a:ext cx="5731510" cy="4441190"/>
+                    </a:xfrm>
+                    <a:prstGeom prst="rect">
+                      <a:avLst/>
+                    </a:prstGeom>
+                    <a:noFill/>
+                    <a:ln>
+                      <a:noFill/>
+                    </a:ln>
+                  </pic:spPr>
+                </pic:pic>
+              </a:graphicData>
+            </a:graphic>
+          </wp:inline>
+        </w:drawing>
+      </w:r>
+    </w:p>
     <w:p/>
     <w:p>
-      <w:pPr>
-        <w:pStyle w:val="Heading2"/>
-      </w:pPr>
-      <w:r>
-        <w:t>Role of pelvic diaphragm during labour</w:t>
-      </w:r>
-    </w:p>
-    <w:p>
-      <w:r>
-        <w:t xml:space="preserve">During 2nd stage of labour, pelvic diaphragm - guides the </w:t>
-      </w:r>
-      <w:proofErr w:type="spellStart"/>
-      <w:r>
-        <w:t>fetal</w:t>
-      </w:r>
-      <w:proofErr w:type="spellEnd"/>
-      <w:r>
-        <w:t xml:space="preserve"> head descent</w:t>
-      </w:r>
-    </w:p>
-    <w:p>
-      <w:pPr>
-        <w:pStyle w:val="Heading2"/>
-      </w:pPr>
-      <w:r>
-        <w:t>Functions of pelvic diaphragm</w:t>
-      </w:r>
-    </w:p>
-    <w:p>
-      <w:pPr>
-        <w:numPr>
-          <w:ilvl w:val="0"/>
-          <w:numId w:val="5"/>
-        </w:numPr>
-      </w:pPr>
-      <w:r>
-        <w:t>Supports the pelvic viscera.</w:t>
-      </w:r>
-    </w:p>
-    <w:p>
-      <w:pPr>
-        <w:numPr>
-          <w:ilvl w:val="0"/>
-          <w:numId w:val="5"/>
-        </w:numPr>
-      </w:pPr>
-      <w:r>
-        <w:t>Elevates prostate.</w:t>
-      </w:r>
-    </w:p>
-    <w:p>
-      <w:pPr>
-        <w:numPr>
-          <w:ilvl w:val="0"/>
-          <w:numId w:val="5"/>
-        </w:numPr>
-      </w:pPr>
-      <w:r>
-        <w:t>Sphincter of vagina.</w:t>
-      </w:r>
-    </w:p>
-    <w:p>
-      <w:pPr>
-        <w:numPr>
-          <w:ilvl w:val="0"/>
-          <w:numId w:val="5"/>
-        </w:numPr>
-      </w:pPr>
-      <w:r>
-        <w:t>Coccygeus pulls coccyx forwards.</w:t>
-      </w:r>
-    </w:p>
-    <w:p>
-      <w:pPr>
-        <w:numPr>
-          <w:ilvl w:val="0"/>
-          <w:numId w:val="5"/>
-        </w:numPr>
-      </w:pPr>
-      <w:proofErr w:type="spellStart"/>
-      <w:r>
-        <w:t>Puborectal</w:t>
-      </w:r>
-      <w:proofErr w:type="spellEnd"/>
-      <w:r>
-        <w:t xml:space="preserve"> sling relaxes to assist defaecation.</w:t>
-      </w:r>
-    </w:p>
-    <w:p>
-      <w:pPr>
-        <w:numPr>
-          <w:ilvl w:val="0"/>
-          <w:numId w:val="5"/>
-        </w:numPr>
-      </w:pPr>
-      <w:proofErr w:type="spellStart"/>
-      <w:r>
-        <w:t>Puborectal</w:t>
-      </w:r>
-      <w:proofErr w:type="spellEnd"/>
-      <w:r>
-        <w:t xml:space="preserve"> sling assists rotation of </w:t>
-      </w:r>
-      <w:proofErr w:type="spellStart"/>
-      <w:r>
-        <w:t>fetal</w:t>
-      </w:r>
-      <w:proofErr w:type="spellEnd"/>
-      <w:r>
-        <w:t xml:space="preserve"> head.</w:t>
-      </w:r>
-    </w:p>
-    <w:p>
-      <w:pPr>
-        <w:numPr>
-          <w:ilvl w:val="0"/>
-          <w:numId w:val="5"/>
-        </w:numPr>
-      </w:pPr>
-      <w:r>
-        <w:t>Relaxation of pubococcygeus helps in micturition by permitting descent of bladder neck.</w:t>
-      </w:r>
-    </w:p>
-    <w:p>
-      <w:pPr>
-        <w:pStyle w:val="Heading2"/>
-      </w:pPr>
-      <w:r>
-        <w:t>Nerve supply</w:t>
-      </w:r>
-    </w:p>
-    <w:p>
-      <w:r>
-        <w:t xml:space="preserve">On the pelvic surface - direct branches of ventral rami of S4 </w:t>
-      </w:r>
-    </w:p>
-    <w:p>
-      <w:r>
-        <w:t xml:space="preserve">On the perineal surface - branches of perineal nerve and inferior rectal nerve </w:t>
-      </w:r>
-    </w:p>
-    <w:p>
-      <w:proofErr w:type="spellStart"/>
-      <w:r>
-        <w:t>Ischiococcygeus</w:t>
-      </w:r>
-      <w:proofErr w:type="spellEnd"/>
-      <w:r>
-        <w:t xml:space="preserve"> - by branches of S3 and S4</w:t>
-      </w:r>
-    </w:p>
-    <w:p>
-      <w:pPr>
-        <w:pStyle w:val="Heading2"/>
-      </w:pPr>
-      <w:r>
+      <w:r>
+        <w:rPr>
+          <w:noProof/>
+        </w:rPr>
         <w:lastRenderedPageBreak/>
-        <w:t>Clinical significance - Levator ani syndrome</w:t>
-      </w:r>
-    </w:p>
-    <w:p>
-      <w:r>
-        <w:t xml:space="preserve">Due to intermittent, episodic spasm of the levator ani muscle, patient may experience sharp </w:t>
-      </w:r>
-      <w:proofErr w:type="spellStart"/>
-      <w:r>
-        <w:t>buring</w:t>
-      </w:r>
-      <w:proofErr w:type="spellEnd"/>
-      <w:r>
-        <w:t xml:space="preserve"> pain or tenesmus of the rectal and/or perineal area</w:t>
-      </w:r>
-    </w:p>
-    <w:p>
-      <w:pPr>
-        <w:pStyle w:val="Heading2"/>
-      </w:pPr>
-      <w:r>
-        <w:t>Hiatus of Schwalbe</w:t>
-      </w:r>
-    </w:p>
-    <w:p>
-      <w:r>
-        <w:t>A gap between the tendinous origin of levator ani &amp; obturator fascia is called Hiatus of Schwalbe.</w:t>
-      </w:r>
-    </w:p>
-    <w:p>
-      <w:r>
-        <w:t>Pelvic organs may herniate through this gap causing ISCHIORECTAL HERNIAS.</w:t>
+        <w:drawing>
+          <wp:inline distT="0" distB="0" distL="0" distR="0" wp14:anchorId="664EE528" wp14:editId="5A76AA8E">
+            <wp:extent cx="5731510" cy="4440555"/>
+            <wp:effectExtent l="0" t="0" r="2540" b="0"/>
+            <wp:docPr id="526835929" name="Picture 4"/>
+            <wp:cNvGraphicFramePr>
+              <a:graphicFrameLocks xmlns:a="http://schemas.openxmlformats.org/drawingml/2006/main" noChangeAspect="1"/>
+            </wp:cNvGraphicFramePr>
+            <a:graphic xmlns:a="http://schemas.openxmlformats.org/drawingml/2006/main">
+              <a:graphicData uri="http://schemas.openxmlformats.org/drawingml/2006/picture">
+                <pic:pic xmlns:pic="http://schemas.openxmlformats.org/drawingml/2006/picture">
+                  <pic:nvPicPr>
+                    <pic:cNvPr id="0" name="Picture 10"/>
+                    <pic:cNvPicPr>
+                      <a:picLocks noChangeAspect="1" noChangeArrowheads="1"/>
+                    </pic:cNvPicPr>
+                  </pic:nvPicPr>
+                  <pic:blipFill>
+                    <a:blip r:embed="rId10">
+                      <a:extLst>
+                        <a:ext uri="{28A0092B-C50C-407E-A947-70E740481C1C}">
+                          <a14:useLocalDpi xmlns:a14="http://schemas.microsoft.com/office/drawing/2010/main" val="0"/>
+                        </a:ext>
+                      </a:extLst>
+                    </a:blip>
+                    <a:srcRect/>
+                    <a:stretch>
+                      <a:fillRect/>
+                    </a:stretch>
+                  </pic:blipFill>
+                  <pic:spPr bwMode="auto">
+                    <a:xfrm>
+                      <a:off x="0" y="0"/>
+                      <a:ext cx="5731510" cy="4440555"/>
+                    </a:xfrm>
+                    <a:prstGeom prst="rect">
+                      <a:avLst/>
+                    </a:prstGeom>
+                    <a:noFill/>
+                    <a:ln>
+                      <a:noFill/>
+                    </a:ln>
+                  </pic:spPr>
+                </pic:pic>
+              </a:graphicData>
+            </a:graphic>
+          </wp:inline>
+        </w:drawing>
+      </w:r>
+    </w:p>
+    <w:p/>
+    <w:p>
+      <w:r>
+        <w:t>____MCQ_START____</w:t>
+      </w:r>
+    </w:p>
+    <w:p>
+      <w:r>
+        <w:t>Q1. The pelvic diaphragm is formed by:</w:t>
+      </w:r>
+      <w:r>
+        <w:br/>
+        <w:t>A. Obturator internus and piriformis</w:t>
+      </w:r>
+      <w:r>
+        <w:br/>
+        <w:t xml:space="preserve">B. Levator ani and coccygeus </w:t>
+      </w:r>
+      <w:proofErr w:type="gramStart"/>
+      <w:r>
+        <w:t>muscles[</w:t>
+      </w:r>
+      <w:proofErr w:type="gramEnd"/>
+      <w:r>
+        <w:t>CORRECT]</w:t>
+      </w:r>
+      <w:r>
+        <w:br/>
+        <w:t>C. External anal sphincter only</w:t>
+      </w:r>
+      <w:r>
+        <w:br/>
+        <w:t>D. Urogenital diaphragm only</w:t>
+      </w:r>
+    </w:p>
+    <w:p>
+      <w:r>
+        <w:t>____</w:t>
+      </w:r>
+    </w:p>
+    <w:p>
+      <w:r>
+        <w:t>Q2. The puborectalis muscle is important because it:</w:t>
+      </w:r>
+      <w:r>
+        <w:br/>
+        <w:t>A. Supports bladder</w:t>
+      </w:r>
+      <w:r>
+        <w:br/>
+        <w:t>B. Forms vaginal sphincter</w:t>
+      </w:r>
+      <w:r>
+        <w:br/>
+        <w:t xml:space="preserve">C. Maintains anorectal angle for </w:t>
+      </w:r>
+      <w:proofErr w:type="gramStart"/>
+      <w:r>
+        <w:t>continence[</w:t>
+      </w:r>
+      <w:proofErr w:type="gramEnd"/>
+      <w:r>
+        <w:t>CORRECT]</w:t>
+      </w:r>
+      <w:r>
+        <w:br/>
+        <w:t>D. Assists ureteric peristalsis</w:t>
+      </w:r>
+    </w:p>
+    <w:p>
+      <w:r>
+        <w:t>____</w:t>
+      </w:r>
+    </w:p>
+    <w:p>
+      <w:r>
+        <w:t>Q3. The urogenital hiatus transmits:</w:t>
+      </w:r>
+      <w:r>
+        <w:br/>
+        <w:t>A. Rectum</w:t>
+      </w:r>
+      <w:r>
+        <w:br/>
+        <w:t>B. Ureter</w:t>
+      </w:r>
+      <w:r>
+        <w:br/>
+      </w:r>
+      <w:r>
+        <w:lastRenderedPageBreak/>
+        <w:t xml:space="preserve">C. Urethra (and vagina in </w:t>
+      </w:r>
+      <w:proofErr w:type="gramStart"/>
+      <w:r>
+        <w:t>females)[</w:t>
+      </w:r>
+      <w:proofErr w:type="gramEnd"/>
+      <w:r>
+        <w:t>CORRECT]</w:t>
+      </w:r>
+      <w:r>
+        <w:br/>
+        <w:t>D. Internal iliac vessels</w:t>
+      </w:r>
+    </w:p>
+    <w:p>
+      <w:r>
+        <w:t>____</w:t>
+      </w:r>
+    </w:p>
+    <w:p>
+      <w:r>
+        <w:t>Q4. The iliococcygeus muscle originates from:</w:t>
+      </w:r>
+      <w:r>
+        <w:br/>
+        <w:t>A. Pubic symphysis</w:t>
+      </w:r>
+      <w:r>
+        <w:br/>
+        <w:t>B. Ischial tuberosity</w:t>
+      </w:r>
+      <w:r>
+        <w:br/>
+        <w:t xml:space="preserve">C. Tendinous arch and ischial </w:t>
+      </w:r>
+      <w:proofErr w:type="gramStart"/>
+      <w:r>
+        <w:t>spine[</w:t>
+      </w:r>
+      <w:proofErr w:type="gramEnd"/>
+      <w:r>
+        <w:t>CORRECT]</w:t>
+      </w:r>
+      <w:r>
+        <w:br/>
+        <w:t>D. Sacral promontory</w:t>
+      </w:r>
+    </w:p>
+    <w:p>
+      <w:r>
+        <w:t>____</w:t>
+      </w:r>
+    </w:p>
+    <w:p>
+      <w:r>
+        <w:t>Q5. Nerve supply of levator ani is mainly from:</w:t>
+      </w:r>
+      <w:r>
+        <w:br/>
+        <w:t>A. L1–L2</w:t>
+      </w:r>
+      <w:r>
+        <w:br/>
+        <w:t>B. T10–T12</w:t>
+      </w:r>
+      <w:r>
+        <w:br/>
+        <w:t xml:space="preserve">C. S4 and perineal </w:t>
+      </w:r>
+      <w:proofErr w:type="gramStart"/>
+      <w:r>
+        <w:t>branches[</w:t>
+      </w:r>
+      <w:proofErr w:type="gramEnd"/>
+      <w:r>
+        <w:t>CORRECT]</w:t>
+      </w:r>
+      <w:r>
+        <w:br/>
+        <w:t>D. S1 only</w:t>
+      </w:r>
+    </w:p>
+    <w:p>
+      <w:r>
+        <w:t>____</w:t>
+      </w:r>
+    </w:p>
+    <w:p>
+      <w:r>
+        <w:t>Q6. Hiatus of Schwalbe is clinically important because:</w:t>
+      </w:r>
+      <w:r>
+        <w:br/>
+        <w:t>A. It transmits urethra</w:t>
+      </w:r>
+      <w:r>
+        <w:br/>
+        <w:t>B. It forms anal canal</w:t>
+      </w:r>
+      <w:r>
+        <w:br/>
+        <w:t xml:space="preserve">C. Pelvic organs may herniate through </w:t>
+      </w:r>
+      <w:proofErr w:type="gramStart"/>
+      <w:r>
+        <w:t>it[</w:t>
+      </w:r>
+      <w:proofErr w:type="gramEnd"/>
+      <w:r>
+        <w:t>CORRECT]</w:t>
+      </w:r>
+      <w:r>
+        <w:br/>
+        <w:t>D. It contains pudendal nerve</w:t>
+      </w:r>
+    </w:p>
+    <w:p>
+      <w:r>
+        <w:t>____</w:t>
+      </w:r>
+      <w:r>
+        <w:t>MCQ_END</w:t>
+      </w:r>
+      <w:r>
+        <w:t>____</w:t>
       </w:r>
     </w:p>
     <w:p/>
@@ -2436,6 +2824,29 @@
       <w:spacing w:val="5"/>
     </w:rPr>
   </w:style>
+  <w:style w:type="character" w:styleId="Hyperlink">
+    <w:name w:val="Hyperlink"/>
+    <w:basedOn w:val="DefaultParagraphFont"/>
+    <w:uiPriority w:val="99"/>
+    <w:unhideWhenUsed/>
+    <w:rsid w:val="000E2AB5"/>
+    <w:rPr>
+      <w:color w:val="467886" w:themeColor="hyperlink"/>
+      <w:u w:val="single"/>
+    </w:rPr>
+  </w:style>
+  <w:style w:type="character" w:styleId="UnresolvedMention">
+    <w:name w:val="Unresolved Mention"/>
+    <w:basedOn w:val="DefaultParagraphFont"/>
+    <w:uiPriority w:val="99"/>
+    <w:semiHidden/>
+    <w:unhideWhenUsed/>
+    <w:rsid w:val="000E2AB5"/>
+    <w:rPr>
+      <w:color w:val="605E5C"/>
+      <w:shd w:val="clear" w:color="auto" w:fill="E1DFDD"/>
+    </w:rPr>
+  </w:style>
 </w:styles>
 </file>
 
